--- a/Collatio/17/1. Textos/2. Limpios/17-A.docx
+++ b/Collatio/17/1. Textos/2. Limpios/17-A.docx
@@ -1,54 +1,92 @@
 
 <file path=word/document.xml><?xml version="1.0" encoding="utf-8"?>
-<w:document xmlns:wpc="http://schemas.microsoft.com/office/word/2010/wordprocessingCanvas" xmlns:cx="http://schemas.microsoft.com/office/drawing/2014/chartex" xmlns:cx1="http://schemas.microsoft.com/office/drawing/2015/9/8/chartex" xmlns:cx2="http://schemas.microsoft.com/office/drawing/2015/10/21/chartex" xmlns:cx3="http://schemas.microsoft.com/office/drawing/2016/5/9/chartex" xmlns:cx4="http://schemas.microsoft.com/office/drawing/2016/5/10/chartex" xmlns:cx5="http://schemas.microsoft.com/office/drawing/2016/5/11/chartex" xmlns:cx6="http://schemas.microsoft.com/office/drawing/2016/5/12/chartex" xmlns:cx7="http://schemas.microsoft.com/office/drawing/2016/5/13/chartex" xmlns:cx8="http://schemas.microsoft.com/office/drawing/2016/5/14/chartex" xmlns:mc="http://schemas.openxmlformats.org/markup-compatibility/2006" xmlns:aink="http://schemas.microsoft.com/office/drawing/2016/ink" xmlns:am3d="http://schemas.microsoft.com/office/drawing/2017/model3d" xmlns:o="urn:schemas-microsoft-com:office:office" xmlns:oel="http://schemas.microsoft.com/office/2019/extlst" xmlns:r="http://schemas.openxmlformats.org/officeDocument/2006/relationships" xmlns:m="http://schemas.openxmlformats.org/officeDocument/2006/math" xmlns:v="urn:schemas-microsoft-com:vml" xmlns:wp14="http://schemas.microsoft.com/office/word/2010/wordprocessingDrawing" xmlns:wp="http://schemas.openxmlformats.org/drawingml/2006/wordprocessingDrawing" xmlns:w10="urn:schemas-microsoft-com:office:word" xmlns:w="http://schemas.openxmlformats.org/wordprocessingml/2006/main" xmlns:w14="http://schemas.microsoft.com/office/word/2010/wordml" xmlns:w15="http://schemas.microsoft.com/office/word/2012/wordml" xmlns:w16cex="http://schemas.microsoft.com/office/word/2018/wordml/cex" xmlns:w16cid="http://schemas.microsoft.com/office/word/2016/wordml/cid" xmlns:w16="http://schemas.microsoft.com/office/word/2018/wordml" xmlns:w16sdtdh="http://schemas.microsoft.com/office/word/2020/wordml/sdtdatahash" xmlns:w16se="http://schemas.microsoft.com/office/word/2015/wordml/symex" xmlns:wpg="http://schemas.microsoft.com/office/word/2010/wordprocessingGroup" xmlns:wpi="http://schemas.microsoft.com/office/word/2010/wordprocessingInk" xmlns:wne="http://schemas.microsoft.com/office/word/2006/wordml" xmlns:wps="http://schemas.microsoft.com/office/word/2010/wordprocessingShape" mc:Ignorable="w14 w15 w16se w16cid w16 w16cex w16sdtdh wp14">
+<w:document xmlns:wpc="http://schemas.microsoft.com/office/word/2010/wordprocessingCanvas" xmlns:cx="http://schemas.microsoft.com/office/drawing/2014/chartex" xmlns:cx1="http://schemas.microsoft.com/office/drawing/2015/9/8/chartex" xmlns:cx2="http://schemas.microsoft.com/office/drawing/2015/10/21/chartex" xmlns:cx3="http://schemas.microsoft.com/office/drawing/2016/5/9/chartex" xmlns:cx4="http://schemas.microsoft.com/office/drawing/2016/5/10/chartex" xmlns:cx5="http://schemas.microsoft.com/office/drawing/2016/5/11/chartex" xmlns:cx6="http://schemas.microsoft.com/office/drawing/2016/5/12/chartex" xmlns:cx7="http://schemas.microsoft.com/office/drawing/2016/5/13/chartex" xmlns:cx8="http://schemas.microsoft.com/office/drawing/2016/5/14/chartex" xmlns:mc="http://schemas.openxmlformats.org/markup-compatibility/2006" xmlns:aink="http://schemas.microsoft.com/office/drawing/2016/ink" xmlns:am3d="http://schemas.microsoft.com/office/drawing/2017/model3d" xmlns:o="urn:schemas-microsoft-com:office:office" xmlns:oel="http://schemas.microsoft.com/office/2019/extlst" xmlns:r="http://schemas.openxmlformats.org/officeDocument/2006/relationships" xmlns:m="http://schemas.openxmlformats.org/officeDocument/2006/math" xmlns:v="urn:schemas-microsoft-com:vml" xmlns:wp14="http://schemas.microsoft.com/office/word/2010/wordprocessingDrawing" xmlns:wp="http://schemas.openxmlformats.org/drawingml/2006/wordprocessingDrawing" xmlns:w10="urn:schemas-microsoft-com:office:word" xmlns:w="http://schemas.openxmlformats.org/wordprocessingml/2006/main" xmlns:w14="http://schemas.microsoft.com/office/word/2010/wordml" xmlns:w15="http://schemas.microsoft.com/office/word/2012/wordml" xmlns:w16cex="http://schemas.microsoft.com/office/word/2018/wordml/cex" xmlns:w16cid="http://schemas.microsoft.com/office/word/2016/wordml/cid" xmlns:w16="http://schemas.microsoft.com/office/word/2018/wordml" xmlns:w16du="http://schemas.microsoft.com/office/word/2023/wordml/word16du" xmlns:w16sdtdh="http://schemas.microsoft.com/office/word/2020/wordml/sdtdatahash" xmlns:w16sdtfl="http://schemas.microsoft.com/office/word/2024/wordml/sdtformatlock" xmlns:w16se="http://schemas.microsoft.com/office/word/2015/wordml/symex" xmlns:wpg="http://schemas.microsoft.com/office/word/2010/wordprocessingGroup" xmlns:wpi="http://schemas.microsoft.com/office/word/2010/wordprocessingInk" xmlns:wne="http://schemas.microsoft.com/office/word/2006/wordml" xmlns:wps="http://schemas.microsoft.com/office/word/2010/wordprocessingShape" mc:Ignorable="w14 w15 w16se w16cid w16 w16cex w16sdtdh w16sdtfl w16du wp14">
   <w:body>
     <w:p>
-      <w:r>
+      <w:pPr>
+        <w:rPr>
+          <w:rFonts w:ascii="Brill" w:hAnsi="Brill"/>
+        </w:rPr>
+      </w:pPr>
+      <w:r>
+        <w:rPr>
+          <w:rFonts w:ascii="Brill" w:hAnsi="Brill"/>
+        </w:rPr>
         <w:t xml:space="preserve">E pregunto el dicipulo maestro que me digas por que razon quiso el nuestro señor subir a los cielos el dia que suvio estando y santa Maria e </w:t>
       </w:r>
       <w:r>
+        <w:rPr>
+          <w:rFonts w:ascii="Brill" w:hAnsi="Brill"/>
+        </w:rPr>
         <w:t>los doze apostoles e toda la otra gente que y estavan ayuntados respondio el maestro esto te quiero yo provar luego por natura natural cosa es que toda agua que trahe ombre de sierra muy alta e despues que es descendida yuso al valle conbiene por fuerça que l fagan por do subira tanto como descendio e si non gelo fezieren quebra el caño e tiende por toda la tierra pues segund esta decendida del augua puedes entender la descendida d</w:t>
       </w:r>
       <w:r>
+        <w:rPr>
+          <w:rFonts w:ascii="Brill" w:hAnsi="Brill"/>
+        </w:rPr>
         <w:t xml:space="preserve">e </w:t>
       </w:r>
       <w:r>
         <w:rPr>
+          <w:rFonts w:ascii="Brill" w:hAnsi="Brill"/>
           <w:lang w:val="es-ES"/>
         </w:rPr>
         <w:t>J</w:t>
       </w:r>
       <w:r>
+        <w:rPr>
+          <w:rFonts w:ascii="Brill" w:hAnsi="Brill"/>
+        </w:rPr>
         <w:t>esu</w:t>
       </w:r>
       <w:r>
         <w:rPr>
+          <w:rFonts w:ascii="Brill" w:hAnsi="Brill"/>
           <w:lang w:val="es-ES"/>
         </w:rPr>
         <w:t>s</w:t>
       </w:r>
       <w:r>
+        <w:rPr>
+          <w:rFonts w:ascii="Brill" w:hAnsi="Brill"/>
+        </w:rPr>
         <w:t xml:space="preserve"> </w:t>
       </w:r>
       <w:r>
+        <w:rPr>
+          <w:rFonts w:ascii="Brill" w:hAnsi="Brill"/>
+        </w:rPr>
         <w:t xml:space="preserve">que fizo el mundo e la subida que fizo del mundo a los cielos ca la descendida del cielo al mundo fue muy grande e por eso dixo </w:t>
       </w:r>
       <w:r>
+        <w:rPr>
+          <w:rFonts w:ascii="Brill" w:hAnsi="Brill"/>
+        </w:rPr>
         <w:t xml:space="preserve">sant </w:t>
       </w:r>
       <w:r>
         <w:rPr>
+          <w:rFonts w:ascii="Brill" w:hAnsi="Brill"/>
           <w:lang w:val="es-ES"/>
         </w:rPr>
         <w:t>J</w:t>
       </w:r>
       <w:r>
+        <w:rPr>
+          <w:rFonts w:ascii="Brill" w:hAnsi="Brill"/>
+        </w:rPr>
         <w:t xml:space="preserve">oahn apostol evangelista en persona de Jesucristo </w:t>
       </w:r>
       <w:r>
+        <w:rPr>
+          <w:rFonts w:ascii="Brill" w:hAnsi="Brill"/>
+        </w:rPr>
         <w:t>ninguno non sube al cielo si non aquel que descende del cielo e quando el fue descendido al valle que es la vida carnal d este mundo fue quebrantado el caño por medio e este quebrantamiento el dia que l pusieron los judios en la crus que alli quebrantaron e tajaron la su vida por medio e asi como se desparesce el agua despues que es quebrantado el caño asi se desparzio la su sangre por salvar todos los del mundo e este caño fue adovado con el su resucitamiento qu el fizo quando reçucito de muerte a vida en guisa fue adovado el caño por que pudo tornar el augua a que la altura onde decendiera asi como lo vieron quantos y estudieron que l vieron subir al cielo a la diestra del su padre corporalmente en la carne que rescibio de santa</w:t>
       </w:r>
       <w:r>
+        <w:rPr>
+          <w:rFonts w:ascii="Brill" w:hAnsi="Brill"/>
+        </w:rPr>
         <w:t xml:space="preserve"> Maria su madre</w:t>
       </w:r>
     </w:p>
@@ -63,7 +101,7 @@
 </file>
 
 <file path=word/styles.xml><?xml version="1.0" encoding="utf-8"?>
-<w:styles xmlns:mc="http://schemas.openxmlformats.org/markup-compatibility/2006" xmlns:r="http://schemas.openxmlformats.org/officeDocument/2006/relationships" xmlns:w="http://schemas.openxmlformats.org/wordprocessingml/2006/main" xmlns:w14="http://schemas.microsoft.com/office/word/2010/wordml" xmlns:w15="http://schemas.microsoft.com/office/word/2012/wordml" xmlns:w16cex="http://schemas.microsoft.com/office/word/2018/wordml/cex" xmlns:w16cid="http://schemas.microsoft.com/office/word/2016/wordml/cid" xmlns:w16="http://schemas.microsoft.com/office/word/2018/wordml" xmlns:w16sdtdh="http://schemas.microsoft.com/office/word/2020/wordml/sdtdatahash" xmlns:w16se="http://schemas.microsoft.com/office/word/2015/wordml/symex" mc:Ignorable="w14 w15 w16se w16cid w16 w16cex w16sdtdh">
+<w:styles xmlns:mc="http://schemas.openxmlformats.org/markup-compatibility/2006" xmlns:r="http://schemas.openxmlformats.org/officeDocument/2006/relationships" xmlns:w="http://schemas.openxmlformats.org/wordprocessingml/2006/main" xmlns:w14="http://schemas.microsoft.com/office/word/2010/wordml" xmlns:w15="http://schemas.microsoft.com/office/word/2012/wordml" xmlns:w16cex="http://schemas.microsoft.com/office/word/2018/wordml/cex" xmlns:w16cid="http://schemas.microsoft.com/office/word/2016/wordml/cid" xmlns:w16="http://schemas.microsoft.com/office/word/2018/wordml" xmlns:w16du="http://schemas.microsoft.com/office/word/2023/wordml/word16du" xmlns:w16sdtdh="http://schemas.microsoft.com/office/word/2020/wordml/sdtdatahash" xmlns:w16sdtfl="http://schemas.microsoft.com/office/word/2024/wordml/sdtformatlock" xmlns:w16se="http://schemas.microsoft.com/office/word/2015/wordml/symex" mc:Ignorable="w14 w15 w16se w16cid w16 w16cex w16sdtdh w16sdtfl w16du">
   <w:docDefaults>
     <w:rPrDefault>
       <w:rPr>
